--- a/results/H1/table_06c_bootstrap.docx
+++ b/results/H1/table_06c_bootstrap.docx
@@ -28,7 +28,7 @@
         <w:rPr/>
         <w:t xml:space="preserve">Table </w:t>
       </w:r>
-      <w:bookmarkStart w:id="f32f0908-e2dc-429c-a859-afbc228e86c8" w:name="table"/>
+      <w:bookmarkStart w:id="3629b757-48fa-4b13-93dd-f2b1ac521d29" w:name="table"/>
       <w:r>
         <w:rPr/>
         <w:fldChar w:fldCharType="begin" w:dirty="true"/>
@@ -41,7 +41,7 @@
         <w:rPr/>
         <w:fldChar w:fldCharType="end" w:dirty="true"/>
       </w:r>
-      <w:bookmarkEnd w:id="f32f0908-e2dc-429c-a859-afbc228e86c8"/>
+      <w:bookmarkEnd w:id="3629b757-48fa-4b13-93dd-f2b1ac521d29"/>
       <w:r>
         <w:rPr/>
         <w:t xml:space="preserve">. </w:t>

--- a/results/H1/table_06c_bootstrap.docx
+++ b/results/H1/table_06c_bootstrap.docx
@@ -28,7 +28,7 @@
         <w:rPr/>
         <w:t xml:space="preserve">Table </w:t>
       </w:r>
-      <w:bookmarkStart w:id="3629b757-48fa-4b13-93dd-f2b1ac521d29" w:name="table"/>
+      <w:bookmarkStart w:id="6ba3c386-0f09-45b6-954b-58e124f64771" w:name="table"/>
       <w:r>
         <w:rPr/>
         <w:fldChar w:fldCharType="begin" w:dirty="true"/>
@@ -41,7 +41,7 @@
         <w:rPr/>
         <w:fldChar w:fldCharType="end" w:dirty="true"/>
       </w:r>
-      <w:bookmarkEnd w:id="3629b757-48fa-4b13-93dd-f2b1ac521d29"/>
+      <w:bookmarkEnd w:id="6ba3c386-0f09-45b6-954b-58e124f64771"/>
       <w:r>
         <w:rPr/>
         <w:t xml:space="preserve">. </w:t>

--- a/results/H1/table_06c_bootstrap.docx
+++ b/results/H1/table_06c_bootstrap.docx
@@ -28,7 +28,7 @@
         <w:rPr/>
         <w:t xml:space="preserve">Table </w:t>
       </w:r>
-      <w:bookmarkStart w:id="6ba3c386-0f09-45b6-954b-58e124f64771" w:name="table"/>
+      <w:bookmarkStart w:id="8e7dd69b-92e8-4f7d-b1cd-12301c65d244" w:name="table"/>
       <w:r>
         <w:rPr/>
         <w:fldChar w:fldCharType="begin" w:dirty="true"/>
@@ -41,7 +41,7 @@
         <w:rPr/>
         <w:fldChar w:fldCharType="end" w:dirty="true"/>
       </w:r>
-      <w:bookmarkEnd w:id="6ba3c386-0f09-45b6-954b-58e124f64771"/>
+      <w:bookmarkEnd w:id="8e7dd69b-92e8-4f7d-b1cd-12301c65d244"/>
       <w:r>
         <w:rPr/>
         <w:t xml:space="preserve">. </w:t>
